--- a/docs/word/Supplier Portal - Internal User Guide.docx
+++ b/docs/word/Supplier Portal - Internal User Guide.docx
@@ -1210,7 +1210,7 @@
                 <w:sz w:val="18"/>
                 <w:szCs w:val="18"/>
               </w:rPr>
-              <w:t xml:space="preserve">Settings ▸ Audit Log</w:t>
+              <w:t xml:space="preserve">Settings ▸ Notification Group</w:t>
             </w:r>
           </w:p>
         </w:tc>
@@ -1218,6 +1218,176 @@
           <w:tcPr>
             <w:tcW w:type="dxa" w:w="6200"/>
             <w:shd w:fill="F1F4F9" w:color="auto" w:val="clear"/>
+            <w:tcMar>
+              <w:top w:type="dxa" w:w="40"/>
+              <w:left w:type="dxa" w:w="70"/>
+              <w:bottom w:type="dxa" w:w="40"/>
+              <w:right w:type="dxa" w:w="70"/>
+            </w:tcMar>
+          </w:tcPr>
+          <w:p>
+            <w:pPr>
+              <w:spacing w:after="0" w:line="240"/>
+            </w:pPr>
+            <w:r>
+              <w:rPr>
+                <w:rFonts w:ascii="Calibri" w:cs="Calibri" w:eastAsia="Calibri" w:hAnsi="Calibri"/>
+                <w:b w:val="false"/>
+                <w:bCs w:val="false"/>
+                <w:color w:val="22303F"/>
+                <w:sz w:val="18"/>
+                <w:szCs w:val="18"/>
+              </w:rPr>
+              <w:t xml:space="preserve">Named recipient lists used as the recipients for Scheduled Reports. Administrators only.</w:t>
+            </w:r>
+          </w:p>
+        </w:tc>
+      </w:tr>
+      <w:tr>
+        <w:tc>
+          <w:tcPr>
+            <w:tcW w:type="dxa" w:w="3400"/>
+            <w:tcMar>
+              <w:top w:type="dxa" w:w="40"/>
+              <w:left w:type="dxa" w:w="70"/>
+              <w:bottom w:type="dxa" w:w="40"/>
+              <w:right w:type="dxa" w:w="70"/>
+            </w:tcMar>
+          </w:tcPr>
+          <w:p>
+            <w:pPr>
+              <w:spacing w:after="0" w:line="240"/>
+            </w:pPr>
+            <w:r>
+              <w:rPr>
+                <w:rFonts w:ascii="Calibri" w:cs="Calibri" w:eastAsia="Calibri" w:hAnsi="Calibri"/>
+                <w:b w:val="false"/>
+                <w:bCs w:val="false"/>
+                <w:color w:val="22303F"/>
+                <w:sz w:val="18"/>
+                <w:szCs w:val="18"/>
+              </w:rPr>
+              <w:t xml:space="preserve">Settings ▸ Scheduled Reports</w:t>
+            </w:r>
+          </w:p>
+        </w:tc>
+        <w:tc>
+          <w:tcPr>
+            <w:tcW w:type="dxa" w:w="6200"/>
+            <w:tcMar>
+              <w:top w:type="dxa" w:w="40"/>
+              <w:left w:type="dxa" w:w="70"/>
+              <w:bottom w:type="dxa" w:w="40"/>
+              <w:right w:type="dxa" w:w="70"/>
+            </w:tcMar>
+          </w:tcPr>
+          <w:p>
+            <w:pPr>
+              <w:spacing w:after="0" w:line="240"/>
+            </w:pPr>
+            <w:r>
+              <w:rPr>
+                <w:rFonts w:ascii="Calibri" w:cs="Calibri" w:eastAsia="Calibri" w:hAnsi="Calibri"/>
+                <w:b w:val="false"/>
+                <w:bCs w:val="false"/>
+                <w:color w:val="22303F"/>
+                <w:sz w:val="18"/>
+                <w:szCs w:val="18"/>
+              </w:rPr>
+              <w:t xml:space="preserve">Schedule supplier reports to be e-mailed automatically to a notification group. Administrators only.</w:t>
+            </w:r>
+          </w:p>
+        </w:tc>
+      </w:tr>
+      <w:tr>
+        <w:tc>
+          <w:tcPr>
+            <w:tcW w:type="dxa" w:w="3400"/>
+            <w:shd w:fill="F1F4F9" w:color="auto" w:val="clear"/>
+            <w:tcMar>
+              <w:top w:type="dxa" w:w="40"/>
+              <w:left w:type="dxa" w:w="70"/>
+              <w:bottom w:type="dxa" w:w="40"/>
+              <w:right w:type="dxa" w:w="70"/>
+            </w:tcMar>
+          </w:tcPr>
+          <w:p>
+            <w:pPr>
+              <w:spacing w:after="0" w:line="240"/>
+            </w:pPr>
+            <w:r>
+              <w:rPr>
+                <w:rFonts w:ascii="Calibri" w:cs="Calibri" w:eastAsia="Calibri" w:hAnsi="Calibri"/>
+                <w:b w:val="false"/>
+                <w:bCs w:val="false"/>
+                <w:color w:val="22303F"/>
+                <w:sz w:val="18"/>
+                <w:szCs w:val="18"/>
+              </w:rPr>
+              <w:t xml:space="preserve">Settings ▸ Break-Glass Access</w:t>
+            </w:r>
+          </w:p>
+        </w:tc>
+        <w:tc>
+          <w:tcPr>
+            <w:tcW w:type="dxa" w:w="6200"/>
+            <w:shd w:fill="F1F4F9" w:color="auto" w:val="clear"/>
+            <w:tcMar>
+              <w:top w:type="dxa" w:w="40"/>
+              <w:left w:type="dxa" w:w="70"/>
+              <w:bottom w:type="dxa" w:w="40"/>
+              <w:right w:type="dxa" w:w="70"/>
+            </w:tcMar>
+          </w:tcPr>
+          <w:p>
+            <w:pPr>
+              <w:spacing w:after="0" w:line="240"/>
+            </w:pPr>
+            <w:r>
+              <w:rPr>
+                <w:rFonts w:ascii="Calibri" w:cs="Calibri" w:eastAsia="Calibri" w:hAnsi="Calibri"/>
+                <w:b w:val="false"/>
+                <w:bCs w:val="false"/>
+                <w:color w:val="22303F"/>
+                <w:sz w:val="18"/>
+                <w:szCs w:val="18"/>
+              </w:rPr>
+              <w:t xml:space="preserve">Set or rotate the emergency-access secret. Administrators only.</w:t>
+            </w:r>
+          </w:p>
+        </w:tc>
+      </w:tr>
+      <w:tr>
+        <w:tc>
+          <w:tcPr>
+            <w:tcW w:type="dxa" w:w="3400"/>
+            <w:tcMar>
+              <w:top w:type="dxa" w:w="40"/>
+              <w:left w:type="dxa" w:w="70"/>
+              <w:bottom w:type="dxa" w:w="40"/>
+              <w:right w:type="dxa" w:w="70"/>
+            </w:tcMar>
+          </w:tcPr>
+          <w:p>
+            <w:pPr>
+              <w:spacing w:after="0" w:line="240"/>
+            </w:pPr>
+            <w:r>
+              <w:rPr>
+                <w:rFonts w:ascii="Calibri" w:cs="Calibri" w:eastAsia="Calibri" w:hAnsi="Calibri"/>
+                <w:b w:val="false"/>
+                <w:bCs w:val="false"/>
+                <w:color w:val="22303F"/>
+                <w:sz w:val="18"/>
+                <w:szCs w:val="18"/>
+              </w:rPr>
+              <w:t xml:space="preserve">Settings ▸ Audit Log</w:t>
+            </w:r>
+          </w:p>
+        </w:tc>
+        <w:tc>
+          <w:tcPr>
+            <w:tcW w:type="dxa" w:w="6200"/>
             <w:tcMar>
               <w:top w:type="dxa" w:w="40"/>
               <w:left w:type="dxa" w:w="70"/>
@@ -3463,7 +3633,7 @@
         <w:rPr>
           <w:rFonts w:ascii="Calibri" w:cs="Calibri" w:eastAsia="Calibri" w:hAnsi="Calibri"/>
         </w:rPr>
-        <w:t xml:space="preserve">where enabled, export the filtered supplier list to a file for use outside the portal.</w:t>
+        <w:t xml:space="preserve">export the filtered supplier list to Excel or PDF for use outside the portal.</w:t>
       </w:r>
     </w:p>
     <w:p>
@@ -3558,13 +3728,13 @@
           <w:b/>
           <w:bCs/>
         </w:rPr>
-        <w:t xml:space="preserve">Roles: </w:t>
-      </w:r>
-      <w:r>
-        <w:rPr>
-          <w:rFonts w:ascii="Calibri" w:cs="Calibri" w:eastAsia="Calibri" w:hAnsi="Calibri"/>
-        </w:rPr>
-        <w:t xml:space="preserve">Administrators manage configuration and users; Normal Users work with suppliers. Grant each user access to the specific portals and business units they need.</w:t>
+        <w:t xml:space="preserve">Accounts are admin-created: </w:t>
+      </w:r>
+      <w:r>
+        <w:rPr>
+          <w:rFonts w:ascii="Calibri" w:cs="Calibri" w:eastAsia="Calibri" w:hAnsi="Calibri"/>
+        </w:rPr>
+        <w:t xml:space="preserve">public self-registration is disabled by default, so administrators create all accounts here in Manage Users.</w:t>
       </w:r>
     </w:p>
     <w:p>
@@ -3582,13 +3752,13 @@
           <w:b/>
           <w:bCs/>
         </w:rPr>
-        <w:t xml:space="preserve">New / edit user: </w:t>
-      </w:r>
-      <w:r>
-        <w:rPr>
-          <w:rFonts w:ascii="Calibri" w:cs="Calibri" w:eastAsia="Calibri" w:hAnsi="Calibri"/>
-        </w:rPr>
-        <w:t xml:space="preserve">use New User to add someone, or the edit action on a row to change their role, access or status.</w:t>
+        <w:t xml:space="preserve">Roles: </w:t>
+      </w:r>
+      <w:r>
+        <w:rPr>
+          <w:rFonts w:ascii="Calibri" w:cs="Calibri" w:eastAsia="Calibri" w:hAnsi="Calibri"/>
+        </w:rPr>
+        <w:t xml:space="preserve">Administrators manage configuration and users; Normal Users work with suppliers. Grant each user access to the specific portals and business units they need.</w:t>
       </w:r>
     </w:p>
     <w:p>
@@ -3606,43 +3776,13 @@
           <w:b/>
           <w:bCs/>
         </w:rPr>
-        <w:t xml:space="preserve">Pending registrations: </w:t>
-      </w:r>
-      <w:r>
-        <w:rPr>
-          <w:rFonts w:ascii="Calibri" w:cs="Calibri" w:eastAsia="Calibri" w:hAnsi="Calibri"/>
-        </w:rPr>
-        <w:t xml:space="preserve">people who self-register appear in a banner “awaiting linking” until an administrator links or rejects them. Reject an individual entry with its × button, or use “Remove N invalid” to clear malformed (spam / scanner) entries in one click. Real registrations are preserved.</w:t>
-      </w:r>
-    </w:p>
-    <w:p>
-      <w:pPr>
-        <w:pStyle w:val="Heading2"/>
-        <w:spacing w:after="90" w:before="200"/>
-      </w:pPr>
-      <w:r>
-        <w:rPr>
-          <w:rFonts w:ascii="Calibri" w:cs="Calibri" w:eastAsia="Calibri" w:hAnsi="Calibri"/>
-          <w:b/>
-          <w:bCs/>
-          <w:color w:val="274A7D"/>
-          <w:sz w:val="25"/>
-          <w:szCs w:val="25"/>
-        </w:rPr>
-        <w:t xml:space="preserve">10.3 Supplier Field Manager</w:t>
-      </w:r>
-    </w:p>
-    <w:p>
-      <w:pPr>
-        <w:spacing w:after="120" w:line="276"/>
-      </w:pPr>
-      <w:r>
-        <w:rPr>
-          <w:rFonts w:ascii="Calibri" w:cs="Calibri" w:eastAsia="Calibri" w:hAnsi="Calibri"/>
-          <w:sz w:val="21"/>
-          <w:szCs w:val="21"/>
-        </w:rPr>
-        <w:t xml:space="preserve">Controls the supplier form for every supplier:</w:t>
+        <w:t xml:space="preserve">New / edit user: </w:t>
+      </w:r>
+      <w:r>
+        <w:rPr>
+          <w:rFonts w:ascii="Calibri" w:cs="Calibri" w:eastAsia="Calibri" w:hAnsi="Calibri"/>
+        </w:rPr>
+        <w:t xml:space="preserve">use New User to add someone, or the edit action on a row to change their role, access or status.</w:t>
       </w:r>
     </w:p>
     <w:p>
@@ -3660,13 +3800,43 @@
           <w:b/>
           <w:bCs/>
         </w:rPr>
-        <w:t xml:space="preserve">Visible to supplier: </w:t>
-      </w:r>
-      <w:r>
-        <w:rPr>
-          <w:rFonts w:ascii="Calibri" w:cs="Calibri" w:eastAsia="Calibri" w:hAnsi="Calibri"/>
-        </w:rPr>
-        <w:t xml:space="preserve">show or hide each field on the self-service form.</w:t>
+        <w:t xml:space="preserve">Pending registrations: </w:t>
+      </w:r>
+      <w:r>
+        <w:rPr>
+          <w:rFonts w:ascii="Calibri" w:cs="Calibri" w:eastAsia="Calibri" w:hAnsi="Calibri"/>
+        </w:rPr>
+        <w:t xml:space="preserve">people who self-register appear in a banner “awaiting linking” until an administrator links or rejects them. Reject an individual entry with its × button, or use “Remove N invalid” to clear malformed (spam / scanner) entries in one click. Real registrations are preserved.</w:t>
+      </w:r>
+    </w:p>
+    <w:p>
+      <w:pPr>
+        <w:pStyle w:val="Heading2"/>
+        <w:spacing w:after="90" w:before="200"/>
+      </w:pPr>
+      <w:r>
+        <w:rPr>
+          <w:rFonts w:ascii="Calibri" w:cs="Calibri" w:eastAsia="Calibri" w:hAnsi="Calibri"/>
+          <w:b/>
+          <w:bCs/>
+          <w:color w:val="274A7D"/>
+          <w:sz w:val="25"/>
+          <w:szCs w:val="25"/>
+        </w:rPr>
+        <w:t xml:space="preserve">10.3 Supplier Field Manager</w:t>
+      </w:r>
+    </w:p>
+    <w:p>
+      <w:pPr>
+        <w:spacing w:after="120" w:line="276"/>
+      </w:pPr>
+      <w:r>
+        <w:rPr>
+          <w:rFonts w:ascii="Calibri" w:cs="Calibri" w:eastAsia="Calibri" w:hAnsi="Calibri"/>
+          <w:sz w:val="21"/>
+          <w:szCs w:val="21"/>
+        </w:rPr>
+        <w:t xml:space="preserve">Controls the supplier form for every supplier:</w:t>
       </w:r>
     </w:p>
     <w:p>
@@ -3684,13 +3854,13 @@
           <w:b/>
           <w:bCs/>
         </w:rPr>
-        <w:t xml:space="preserve">Mandatory: </w:t>
-      </w:r>
-      <w:r>
-        <w:rPr>
-          <w:rFonts w:ascii="Calibri" w:cs="Calibri" w:eastAsia="Calibri" w:hAnsi="Calibri"/>
-        </w:rPr>
-        <w:t xml:space="preserve">make a visible field required before the supplier can submit.</w:t>
+        <w:t xml:space="preserve">Visible to supplier: </w:t>
+      </w:r>
+      <w:r>
+        <w:rPr>
+          <w:rFonts w:ascii="Calibri" w:cs="Calibri" w:eastAsia="Calibri" w:hAnsi="Calibri"/>
+        </w:rPr>
+        <w:t xml:space="preserve">show or hide each field on the self-service form.</w:t>
       </w:r>
     </w:p>
     <w:p>
@@ -3708,6 +3878,30 @@
           <w:b/>
           <w:bCs/>
         </w:rPr>
+        <w:t xml:space="preserve">Mandatory: </w:t>
+      </w:r>
+      <w:r>
+        <w:rPr>
+          <w:rFonts w:ascii="Calibri" w:cs="Calibri" w:eastAsia="Calibri" w:hAnsi="Calibri"/>
+        </w:rPr>
+        <w:t xml:space="preserve">make a visible field required before the supplier can submit.</w:t>
+      </w:r>
+    </w:p>
+    <w:p>
+      <w:pPr>
+        <w:pStyle w:val="ListParagraph"/>
+        <w:numPr>
+          <w:ilvl w:val="0"/>
+          <w:numId w:val="2"/>
+        </w:numPr>
+        <w:spacing w:after="60" w:line="264"/>
+      </w:pPr>
+      <w:r>
+        <w:rPr>
+          <w:rFonts w:ascii="Calibri" w:cs="Calibri" w:eastAsia="Calibri" w:hAnsi="Calibri"/>
+          <w:b/>
+          <w:bCs/>
+        </w:rPr>
         <w:t xml:space="preserve">Order and tabs: </w:t>
       </w:r>
       <w:r>
@@ -3795,6 +3989,158 @@
           <w:szCs w:val="21"/>
         </w:rPr>
         <w:t xml:space="preserve">A record of significant actions — user changes, deletions, notifications and more — with who performed them and when. Use it to review activity and support investigations.</w:t>
+      </w:r>
+    </w:p>
+    <w:p>
+      <w:pPr>
+        <w:pStyle w:val="Heading2"/>
+        <w:spacing w:after="90" w:before="200"/>
+      </w:pPr>
+      <w:r>
+        <w:rPr>
+          <w:rFonts w:ascii="Calibri" w:cs="Calibri" w:eastAsia="Calibri" w:hAnsi="Calibri"/>
+          <w:b/>
+          <w:bCs/>
+          <w:color w:val="274A7D"/>
+          <w:sz w:val="25"/>
+          <w:szCs w:val="25"/>
+        </w:rPr>
+        <w:t xml:space="preserve">10.6 Notification Groups</w:t>
+      </w:r>
+    </w:p>
+    <w:p>
+      <w:pPr>
+        <w:spacing w:after="120" w:line="276"/>
+      </w:pPr>
+      <w:r>
+        <w:rPr>
+          <w:rFonts w:ascii="Calibri" w:cs="Calibri" w:eastAsia="Calibri" w:hAnsi="Calibri"/>
+          <w:b/>
+          <w:bCs/>
+        </w:rPr>
+        <w:t xml:space="preserve">Settings ▸ Notification Group</w:t>
+      </w:r>
+      <w:r>
+        <w:rPr>
+          <w:rFonts w:ascii="Calibri" w:cs="Calibri" w:eastAsia="Calibri" w:hAnsi="Calibri"/>
+        </w:rPr>
+        <w:t xml:space="preserve"> lets you build named recipient lists (for example ALL_USERS) that are used as the recipients for Scheduled Reports. Give the group a unique name and pick its members from the user list. Use the Active toggle to enable or disable it — a disabled group is kept but receives nothing.</w:t>
+      </w:r>
+    </w:p>
+    <w:p>
+      <w:pPr>
+        <w:pStyle w:val="Heading2"/>
+        <w:spacing w:after="90" w:before="200"/>
+      </w:pPr>
+      <w:r>
+        <w:rPr>
+          <w:rFonts w:ascii="Calibri" w:cs="Calibri" w:eastAsia="Calibri" w:hAnsi="Calibri"/>
+          <w:b/>
+          <w:bCs/>
+          <w:color w:val="274A7D"/>
+          <w:sz w:val="25"/>
+          <w:szCs w:val="25"/>
+        </w:rPr>
+        <w:t xml:space="preserve">10.7 Scheduled Reports</w:t>
+      </w:r>
+    </w:p>
+    <w:p>
+      <w:pPr>
+        <w:spacing w:after="120" w:line="276"/>
+      </w:pPr>
+      <w:r>
+        <w:rPr>
+          <w:rFonts w:ascii="Calibri" w:cs="Calibri" w:eastAsia="Calibri" w:hAnsi="Calibri"/>
+          <w:b/>
+          <w:bCs/>
+        </w:rPr>
+        <w:t xml:space="preserve">Settings ▸ Scheduled Reports</w:t>
+      </w:r>
+      <w:r>
+        <w:rPr>
+          <w:rFonts w:ascii="Calibri" w:cs="Calibri" w:eastAsia="Calibri" w:hAnsi="Calibri"/>
+        </w:rPr>
+        <w:t xml:space="preserve"> e-mails a supplier report on a schedule to the active members of a notification group, sent as a file attachment. Configure the report name, the format (PDF or Excel), the frequency (Once, Daily, Weekly or Monthly), the start / next-run date and time (shown in Gulf Standard Time), the recipient notification group, and an optional Business Unit scope (otherwise all suppliers are included).</w:t>
+      </w:r>
+    </w:p>
+    <w:p>
+      <w:pPr>
+        <w:pStyle w:val="ListParagraph"/>
+        <w:numPr>
+          <w:ilvl w:val="0"/>
+          <w:numId w:val="2"/>
+        </w:numPr>
+        <w:spacing w:after="60" w:line="264"/>
+      </w:pPr>
+      <w:r>
+        <w:rPr>
+          <w:rFonts w:ascii="Calibri" w:cs="Calibri" w:eastAsia="Calibri" w:hAnsi="Calibri"/>
+          <w:b/>
+          <w:bCs/>
+        </w:rPr>
+        <w:t xml:space="preserve">Monitor and control: </w:t>
+      </w:r>
+      <w:r>
+        <w:rPr>
+          <w:rFonts w:ascii="Calibri" w:cs="Calibri" w:eastAsia="Calibri" w:hAnsi="Calibri"/>
+        </w:rPr>
+        <w:t xml:space="preserve">the list shows the next run and the last-run status (Sent / Partial / Skipped / Failed), an enable/disable toggle, and a Run now button to send on demand. Due schedules also run automatically in the background — Once runs once and turns off; recurring schedules move to the next occurrence.</w:t>
+      </w:r>
+    </w:p>
+    <w:p>
+      <w:pPr>
+        <w:spacing w:after="120" w:line="276"/>
+      </w:pPr>
+      <w:r>
+        <w:rPr>
+          <w:rFonts w:ascii="Calibri" w:cs="Calibri" w:eastAsia="Calibri" w:hAnsi="Calibri"/>
+          <w:b/>
+          <w:bCs/>
+          <w:color w:val="274A7D"/>
+        </w:rPr>
+        <w:t xml:space="preserve">Note: </w:t>
+      </w:r>
+      <w:r>
+        <w:rPr>
+          <w:rFonts w:ascii="Calibri" w:cs="Calibri" w:eastAsia="Calibri" w:hAnsi="Calibri"/>
+        </w:rPr>
+        <w:t xml:space="preserve">Attachments need e-mail sending via Microsoft Graph or SMTP; if only SQL Server Database Mail is configured a run cannot attach the file and is recorded as Failed.</w:t>
+      </w:r>
+    </w:p>
+    <w:p>
+      <w:pPr>
+        <w:pStyle w:val="Heading2"/>
+        <w:spacing w:after="90" w:before="200"/>
+      </w:pPr>
+      <w:r>
+        <w:rPr>
+          <w:rFonts w:ascii="Calibri" w:cs="Calibri" w:eastAsia="Calibri" w:hAnsi="Calibri"/>
+          <w:b/>
+          <w:bCs/>
+          <w:color w:val="274A7D"/>
+          <w:sz w:val="25"/>
+          <w:szCs w:val="25"/>
+        </w:rPr>
+        <w:t xml:space="preserve">10.8 Break-Glass Access</w:t>
+      </w:r>
+    </w:p>
+    <w:p>
+      <w:pPr>
+        <w:spacing w:after="120" w:line="276"/>
+      </w:pPr>
+      <w:r>
+        <w:rPr>
+          <w:rFonts w:ascii="Calibri" w:cs="Calibri" w:eastAsia="Calibri" w:hAnsi="Calibri"/>
+          <w:b/>
+          <w:bCs/>
+        </w:rPr>
+        <w:t xml:space="preserve">Settings ▸ Break-Glass Access</w:t>
+      </w:r>
+      <w:r>
+        <w:rPr>
+          <w:rFonts w:ascii="Calibri" w:cs="Calibri" w:eastAsia="Calibri" w:hAnsi="Calibri"/>
+        </w:rPr>
+        <w:t xml:space="preserve"> lets an administrator set or rotate the emergency-access secret used for time-boxed emergency Administrator sign-in. The secret is stored only as a salted hash (never shown and never kept in the database), and every set or rotate is audited. Break-glass works only when it is enabled in the deployment settings and a secret has been configured.</w:t>
       </w:r>
     </w:p>
     <w:p>
